--- a/RFI-Docs/Politico 10-22-24--New Life for Psychedelics.docx
+++ b/RFI-Docs/Politico 10-22-24--New Life for Psychedelics.docx
@@ -4,76 +4,138 @@
   <w:body>
     <w:p>
       <w:pPr>
+        <w:jc w:val="left"/>
+      </w:pPr>
+      <w:r>
+        <w:rPr>
+          <w:color w:val="646464"/>
+          <w:sz w:val="18"/>
+        </w:rPr>
+        <w:t>Document: Politico 10-22-24--New Life for Psychedelics.docx</w:t>
+      </w:r>
+    </w:p>
+    <w:p>
+      <w:pPr>
+        <w:jc w:val="left"/>
+      </w:pPr>
+      <w:r>
+        <w:rPr>
+          <w:color w:val="646464"/>
+          <w:sz w:val="18"/>
+        </w:rPr>
+        <w:t>Title: Politico 10-22-24--New Life for Psychedelics</w:t>
+      </w:r>
+    </w:p>
+    <w:p>
+      <w:pPr>
+        <w:jc w:val="left"/>
+      </w:pPr>
+      <w:r>
+        <w:rPr>
+          <w:color w:val="646464"/>
+          <w:sz w:val="18"/>
+        </w:rPr>
+        <w:t>Topic: Psychedelics | Type: News Articles</w:t>
+      </w:r>
+    </w:p>
+    <w:p>
+      <w:pPr>
+        <w:jc w:val="left"/>
+      </w:pPr>
+      <w:r>
+        <w:rPr>
+          <w:color w:val="646464"/>
+          <w:sz w:val="18"/>
+        </w:rPr>
+        <w:t>Created: 2024-10-24 | By: Richman, Michael (VACO)</w:t>
+      </w:r>
+    </w:p>
+    <w:p>
+      <w:pPr>
+        <w:jc w:val="left"/>
+      </w:pPr>
+      <w:r>
+        <w:rPr>
+          <w:color w:val="646464"/>
+          <w:sz w:val="18"/>
+        </w:rPr>
+        <w:t>Modified: 2024-10-24 | By: Richman, Michael (VACO)</w:t>
+      </w:r>
+    </w:p>
+    <w:p>
+      <w:pPr>
+        <w:jc w:val="left"/>
+      </w:pPr>
+      <w:r>
+        <w:rPr>
+          <w:color w:val="C8C8C8"/>
+          <w:sz w:val="16"/>
+        </w:rPr>
+        <w:t>────────────────────────────────────────────────────────────────────────────────</w:t>
+      </w:r>
+    </w:p>
+    <w:p>
+      <w:pPr>
+        <w:jc w:val="left"/>
+      </w:pPr>
+      <w:r/>
+    </w:p>
+    <w:p>
+      <w:pPr>
+        <w:jc w:val="left"/>
+      </w:pPr>
+      <w:r>
+        <w:rPr>
+          <w:color w:val="646464"/>
+          <w:sz w:val="18"/>
+        </w:rPr>
+        <w:t>Topic: Psychedelics | Type: News Articles</w:t>
+      </w:r>
+    </w:p>
+    <w:p>
+      <w:pPr>
+        <w:jc w:val="left"/>
+      </w:pPr>
+      <w:r>
+        <w:rPr>
+          <w:color w:val="646464"/>
+          <w:sz w:val="18"/>
+        </w:rPr>
+        <w:t>Created: 2024-10-24 | By: Richman, Michael (VACO)</w:t>
+      </w:r>
+    </w:p>
+    <w:p>
+      <w:pPr>
+        <w:jc w:val="left"/>
+      </w:pPr>
+      <w:r>
+        <w:rPr>
+          <w:color w:val="646464"/>
+          <w:sz w:val="18"/>
+        </w:rPr>
+        <w:t>Modified: 2024-10-24 | By: Richman, Michael (VACO)</w:t>
+      </w:r>
+    </w:p>
+    <w:p>
+      <w:pPr>
         <w:pStyle w:val="NormalWeb"/>
         <w:shd w:val="clear" w:color="auto" w:fill="FFFFFF"/>
         <w:spacing w:before="0" w:beforeAutospacing="0" w:after="240" w:afterAutospacing="0" w:line="360" w:lineRule="atLeast"/>
         <w:ind w:right="5173"/>
-        <w:rPr>
-          <w:rFonts w:ascii="Georgia" w:hAnsi="Georgia"/>
-          <w:color w:val="000000"/>
-          <w:sz w:val="27"/>
-          <w:szCs w:val="27"/>
-        </w:rPr>
-      </w:pPr>
-      <w:r>
-        <w:rPr>
-          <w:rFonts w:ascii="Arial" w:hAnsi="Arial" w:cs="Arial"/>
-          <w:b/>
-          <w:bCs/>
-          <w:color w:val="B70000"/>
-          <w:sz w:val="27"/>
-          <w:szCs w:val="27"/>
-        </w:rPr>
-        <w:t>NEW LIFE FOR PSYCHEDELICS? </w:t>
-      </w:r>
-      <w:r>
-        <w:rPr>
-          <w:rFonts w:ascii="Georgia" w:hAnsi="Georgia"/>
-          <w:color w:val="000000"/>
-          <w:sz w:val="27"/>
-          <w:szCs w:val="27"/>
-        </w:rPr>
-        <w:t xml:space="preserve">Dr. Shereef </w:t>
-      </w:r>
-      <w:proofErr w:type="spellStart"/>
-      <w:r>
-        <w:rPr>
-          <w:rFonts w:ascii="Georgia" w:hAnsi="Georgia"/>
-          <w:color w:val="000000"/>
-          <w:sz w:val="27"/>
-          <w:szCs w:val="27"/>
-        </w:rPr>
-        <w:t>Elnahal</w:t>
-      </w:r>
-      <w:proofErr w:type="spellEnd"/>
-      <w:r>
-        <w:rPr>
-          <w:rFonts w:ascii="Georgia" w:hAnsi="Georgia"/>
-          <w:color w:val="000000"/>
-          <w:sz w:val="27"/>
-          <w:szCs w:val="27"/>
-        </w:rPr>
-        <w:t xml:space="preserve">, the undersecretary for health at the Department of Veterans Affairs, said Tuesday the agency is open to helping </w:t>
-      </w:r>
-      <w:proofErr w:type="spellStart"/>
-      <w:r>
-        <w:rPr>
-          <w:rFonts w:ascii="Georgia" w:hAnsi="Georgia"/>
-          <w:color w:val="000000"/>
-          <w:sz w:val="27"/>
-          <w:szCs w:val="27"/>
-        </w:rPr>
-        <w:t>Lykos</w:t>
-      </w:r>
-      <w:proofErr w:type="spellEnd"/>
-      <w:r>
-        <w:rPr>
-          <w:rFonts w:ascii="Georgia" w:hAnsi="Georgia"/>
-          <w:color w:val="000000"/>
-          <w:sz w:val="27"/>
-          <w:szCs w:val="27"/>
-        </w:rPr>
-        <w:t xml:space="preserve"> Therapeutics pay for another Phase III trial to evaluate the company’s psychedelic therapy treatment for post-traumatic stress disorder.</w:t>
+        <w:jc w:val="left"/>
+        <w:rPr>
+          <w:rFonts w:ascii="Georgia" w:hAnsi="Georgia"/>
+          <w:color w:val="000000"/>
+          <w:sz w:val="27"/>
+          <w:szCs w:val="27"/>
+        </w:rPr>
+      </w:pPr>
+      <w:r>
+        <w:rPr>
+          <w:color w:val="C8C8C8"/>
+          <w:sz w:val="16"/>
+        </w:rPr>
+        <w:t>────────────────────────────────────────────────────────────────────────────────</w:t>
       </w:r>
     </w:p>
     <w:p>
@@ -89,35 +151,7 @@
           <w:szCs w:val="27"/>
         </w:rPr>
       </w:pPr>
-      <w:r>
-        <w:rPr>
-          <w:rFonts w:ascii="Georgia" w:hAnsi="Georgia"/>
-          <w:color w:val="000000"/>
-          <w:sz w:val="27"/>
-          <w:szCs w:val="27"/>
-        </w:rPr>
-        <w:t xml:space="preserve">“That is definitely a possibility,” </w:t>
-      </w:r>
-      <w:proofErr w:type="spellStart"/>
-      <w:r>
-        <w:rPr>
-          <w:rFonts w:ascii="Georgia" w:hAnsi="Georgia"/>
-          <w:color w:val="000000"/>
-          <w:sz w:val="27"/>
-          <w:szCs w:val="27"/>
-        </w:rPr>
-        <w:t>Elnahal</w:t>
-      </w:r>
-      <w:proofErr w:type="spellEnd"/>
-      <w:r>
-        <w:rPr>
-          <w:rFonts w:ascii="Georgia" w:hAnsi="Georgia"/>
-          <w:color w:val="000000"/>
-          <w:sz w:val="27"/>
-          <w:szCs w:val="27"/>
-        </w:rPr>
-        <w:t xml:space="preserve"> said during a roundtable with reporters.</w:t>
-      </w:r>
+      <w:r/>
     </w:p>
     <w:p>
       <w:pPr>
